--- a/tests/org.obeonetwork.m2doc.tests/resources/bookmark/invalidBookmarkName/invalidBookmarkName-expected-generation.docx
+++ b/tests/org.obeonetwork.m2doc.tests/resources/bookmark/invalidBookmarkName/invalidBookmarkName-expected-generation.docx
@@ -29,23 +29,23 @@
         <w:t>dangling reference for bookmark bookmark1</w:t>
       </w:r>
       <w:r/>
-      <w:r w:rsidR="234926A4BBC64261A938325F95B9DC45">
+      <w:r w:rsidR="476B1A3AFCCCB5326FC8B3E8188CD128">
         <w:fldChar w:fldCharType="begin"/>
       </w:r>
-      <w:r w:rsidR="234926A4BBC64261A938325F95B9DC45">
+      <w:r w:rsidR="476B1A3AFCCCB5326FC8B3E8188CD128">
         <w:instrText xml:space="preserve"> REF bookmark1 \h </w:instrText>
       </w:r>
-      <w:r w:rsidR="234926A4BBC64261A938325F95B9DC45">
+      <w:r w:rsidR="476B1A3AFCCCB5326FC8B3E8188CD128">
         <w:fldChar w:fldCharType="separate"/>
       </w:r>
-      <w:r w:rsidR="234926A4BBC64261A938325F95B9DC45">
+      <w:r w:rsidR="476B1A3AFCCCB5326FC8B3E8188CD128">
         <w:rPr>
           <w:noProof/>
           <w:b w:val="on"/>
         </w:rPr>
         <w:t>a reference to bookmark1</w:t>
       </w:r>
-      <w:r w:rsidR="234926A4BBC64261A938325F95B9DC45">
+      <w:r w:rsidR="476B1A3AFCCCB5326FC8B3E8188CD128">
         <w:fldChar w:fldCharType="end"/>
       </w:r>
     </w:p>
@@ -122,23 +122,23 @@
         <w:t>dangling reference for bookmark bookmark1</w:t>
       </w:r>
       <w:r/>
-      <w:r w:rsidR="234926A4BBC64261A938325F95B9DC45">
+      <w:r w:rsidR="476B1A3AFCCCB5326FC8B3E8188CD128">
         <w:fldChar w:fldCharType="begin"/>
       </w:r>
-      <w:r w:rsidR="234926A4BBC64261A938325F95B9DC45">
+      <w:r w:rsidR="476B1A3AFCCCB5326FC8B3E8188CD128">
         <w:instrText xml:space="preserve"> REF bookmark1 \h </w:instrText>
       </w:r>
-      <w:r w:rsidR="234926A4BBC64261A938325F95B9DC45">
+      <w:r w:rsidR="476B1A3AFCCCB5326FC8B3E8188CD128">
         <w:fldChar w:fldCharType="separate"/>
       </w:r>
-      <w:r w:rsidR="234926A4BBC64261A938325F95B9DC45">
+      <w:r w:rsidR="476B1A3AFCCCB5326FC8B3E8188CD128">
         <w:rPr>
           <w:noProof/>
           <w:b w:val="on"/>
         </w:rPr>
         <w:t>a reference to bookmark1</w:t>
       </w:r>
-      <w:r w:rsidR="234926A4BBC64261A938325F95B9DC45">
+      <w:r w:rsidR="476B1A3AFCCCB5326FC8B3E8188CD128">
         <w:fldChar w:fldCharType="end"/>
       </w:r>
       <w:r>

--- a/tests/org.obeonetwork.m2doc.tests/resources/bookmark/invalidBookmarkName/invalidBookmarkName-expected-generation.docx
+++ b/tests/org.obeonetwork.m2doc.tests/resources/bookmark/invalidBookmarkName/invalidBookmarkName-expected-generation.docx
@@ -29,23 +29,23 @@
         <w:t>dangling reference for bookmark bookmark1</w:t>
       </w:r>
       <w:r/>
-      <w:r w:rsidR="234926A4BBC64261A938325F95B9DC45">
+      <w:r w:rsidR="21E4F00F243449D1A2F07289810ACF26">
         <w:fldChar w:fldCharType="begin"/>
       </w:r>
-      <w:r w:rsidR="234926A4BBC64261A938325F95B9DC45">
+      <w:r w:rsidR="21E4F00F243449D1A2F07289810ACF26">
         <w:instrText xml:space="preserve"> REF bookmark1 \h </w:instrText>
       </w:r>
-      <w:r w:rsidR="234926A4BBC64261A938325F95B9DC45">
+      <w:r w:rsidR="21E4F00F243449D1A2F07289810ACF26">
         <w:fldChar w:fldCharType="separate"/>
       </w:r>
-      <w:r w:rsidR="234926A4BBC64261A938325F95B9DC45">
+      <w:r w:rsidR="21E4F00F243449D1A2F07289810ACF26">
         <w:rPr>
           <w:noProof/>
           <w:b w:val="on"/>
         </w:rPr>
         <w:t>a reference to bookmark1</w:t>
       </w:r>
-      <w:r w:rsidR="234926A4BBC64261A938325F95B9DC45">
+      <w:r w:rsidR="21E4F00F243449D1A2F07289810ACF26">
         <w:fldChar w:fldCharType="end"/>
       </w:r>
     </w:p>
@@ -122,23 +122,23 @@
         <w:t>dangling reference for bookmark bookmark1</w:t>
       </w:r>
       <w:r/>
-      <w:r w:rsidR="234926A4BBC64261A938325F95B9DC45">
+      <w:r w:rsidR="21E4F00F243449D1A2F07289810ACF26">
         <w:fldChar w:fldCharType="begin"/>
       </w:r>
-      <w:r w:rsidR="234926A4BBC64261A938325F95B9DC45">
+      <w:r w:rsidR="21E4F00F243449D1A2F07289810ACF26">
         <w:instrText xml:space="preserve"> REF bookmark1 \h </w:instrText>
       </w:r>
-      <w:r w:rsidR="234926A4BBC64261A938325F95B9DC45">
+      <w:r w:rsidR="21E4F00F243449D1A2F07289810ACF26">
         <w:fldChar w:fldCharType="separate"/>
       </w:r>
-      <w:r w:rsidR="234926A4BBC64261A938325F95B9DC45">
+      <w:r w:rsidR="21E4F00F243449D1A2F07289810ACF26">
         <w:rPr>
           <w:noProof/>
           <w:b w:val="on"/>
         </w:rPr>
         <w:t>a reference to bookmark1</w:t>
       </w:r>
-      <w:r w:rsidR="234926A4BBC64261A938325F95B9DC45">
+      <w:r w:rsidR="21E4F00F243449D1A2F07289810ACF26">
         <w:fldChar w:fldCharType="end"/>
       </w:r>
       <w:r>
